--- a/Templates/ZapisnikTemplate.docx
+++ b/Templates/ZapisnikTemplate.docx
@@ -1575,7 +1575,8 @@
       </w:pPr>
       <w:r>
         <w:rPr>
-          <w:rFonts w:ascii="Arial" w:eastAsia="Arial" w:hAnsi="Arial"/>
+          <w:rFonts w:ascii="Arial" w:hAnsi="Arial" w:eastAsia="Arial"/>
+          <w:b w:val="0"/>
           <w:sz w:val="22"/>
         </w:rPr>
         <w:t xml:space="preserve">Na osnovu zahtjeva, a shodno članu 39. Zakona o zaštiti od požara i vatrogastvu FBiH (Službene novine FBiH, broj 64/09), članu 33. Zakona o zaštiti požara Zeničko-dobojskog kantona (Službene novine ZE-DO kantona broj 5/11), te odredaba Pravilnika o izboru i održavanju aparata za gašenje početnog požara koji se mogu stavljati u promet sa garantnim rokom i rokom servisiranja (Službene novine FBiH broj 46/11), a u cilju unapređenja i sprovođenja zaštite od požara, u periodu </w:t>
@@ -1608,7 +1609,7 @@
       </w:sdt>
       <w:r>
         <w:rPr>
-          <w:rFonts w:ascii="Arial" w:eastAsia="Arial" w:hAnsi="Arial"/>
+          <w:rFonts w:ascii="Arial" w:hAnsi="Arial" w:eastAsia="Arial"/>
           <w:b/>
           <w:sz w:val="22"/>
         </w:rPr>
@@ -1642,7 +1643,8 @@
       </w:sdt>
       <w:r>
         <w:rPr>
-          <w:rFonts w:ascii="Arial" w:eastAsia="Arial" w:hAnsi="Arial"/>
+          <w:rFonts w:ascii="Arial" w:hAnsi="Arial" w:eastAsia="Arial"/>
+          <w:b w:val="0"/>
           <w:sz w:val="22"/>
         </w:rPr>
         <w:t xml:space="preserve"> izvršeno je periodično ispitivanje aparata za početno gašenje požara na osnovu čega izdajemo sljedeći:</w:t>
@@ -2916,25 +2918,17 @@
           </w:tcPr>
           <w:p>
             <w:pPr>
-              <w:spacing w:line="180" w:lineRule="auto"/>
               <w:jc w:val="center"/>
+              <w:spacing w:before="0" w:after="0" w:line="180" w:lineRule="auto"/>
             </w:pPr>
+            <w:r/>
             <w:r>
               <w:rPr>
-                <w:rFonts w:ascii="Arial" w:eastAsia="Arial" w:hAnsi="Arial"/>
+                <w:rFonts w:ascii="Arial" w:hAnsi="Arial" w:eastAsia="Arial"/>
                 <w:b/>
                 <w:sz w:val="15"/>
               </w:rPr>
-              <w:t>Redni</w:t>
-            </w:r>
-            <w:r>
-              <w:rPr>
-                <w:rFonts w:ascii="Arial" w:eastAsia="Arial" w:hAnsi="Arial"/>
-                <w:b/>
-                <w:sz w:val="15"/>
-              </w:rPr>
-              <w:br/>
-              <w:t>broj</w:t>
+              <w:t>Rb.</w:t>
             </w:r>
           </w:p>
         </w:tc>
@@ -3056,25 +3050,17 @@
           </w:tcPr>
           <w:p>
             <w:pPr>
-              <w:spacing w:line="180" w:lineRule="auto"/>
               <w:jc w:val="center"/>
+              <w:spacing w:before="0" w:after="0" w:line="180" w:lineRule="auto"/>
             </w:pPr>
+            <w:r/>
             <w:r>
               <w:rPr>
-                <w:rFonts w:ascii="Arial" w:eastAsia="Arial" w:hAnsi="Arial"/>
+                <w:rFonts w:ascii="Arial" w:hAnsi="Arial" w:eastAsia="Arial"/>
                 <w:b/>
                 <w:sz w:val="15"/>
               </w:rPr>
-              <w:t>Godina</w:t>
-            </w:r>
-            <w:r>
-              <w:rPr>
-                <w:rFonts w:ascii="Arial" w:eastAsia="Arial" w:hAnsi="Arial"/>
-                <w:b/>
-                <w:sz w:val="15"/>
-              </w:rPr>
-              <w:br/>
-              <w:t>proizvodnje</w:t>
+              <w:t>GP</w:t>
             </w:r>
           </w:p>
         </w:tc>
@@ -3215,135 +3201,143 @@
           </w:p>
         </w:tc>
       </w:tr>
-      <w:tr>
-        <w:tc>
-          <w:tcPr>
-            <w:tcW w:w="500" w:type="dxa"/>
-            <w:vAlign w:val="center"/>
-          </w:tcPr>
-          <w:p>
-            <w:pPr>
-              <w:spacing w:line="180" w:lineRule="auto"/>
-              <w:jc w:val="center"/>
-            </w:pPr>
-            <w:r>
-              <w:rPr>
-                <w:rFonts w:ascii="Arial" w:eastAsia="Arial" w:hAnsi="Arial"/>
-                <w:sz w:val="15"/>
-              </w:rPr>
-              <w:t>{{REPORT_ROWS}}</w:t>
-            </w:r>
-          </w:p>
-        </w:tc>
-        <w:tc>
-          <w:tcPr>
-            <w:tcW w:w="650" w:type="dxa"/>
-            <w:vAlign w:val="center"/>
-          </w:tcPr>
-          <w:p>
-            <w:pPr>
-              <w:spacing w:line="180" w:lineRule="auto"/>
-              <w:jc w:val="center"/>
-            </w:pPr>
-          </w:p>
-        </w:tc>
-        <w:tc>
-          <w:tcPr>
-            <w:tcW w:w="800" w:type="dxa"/>
-            <w:vAlign w:val="center"/>
-          </w:tcPr>
-          <w:p>
-            <w:pPr>
-              <w:spacing w:line="180" w:lineRule="auto"/>
-              <w:jc w:val="center"/>
-            </w:pPr>
-          </w:p>
-        </w:tc>
-        <w:tc>
-          <w:tcPr>
-            <w:tcW w:w="1350" w:type="dxa"/>
-            <w:vAlign w:val="center"/>
-          </w:tcPr>
-          <w:p>
-            <w:pPr>
-              <w:spacing w:line="180" w:lineRule="auto"/>
-              <w:jc w:val="center"/>
-            </w:pPr>
-          </w:p>
-        </w:tc>
-        <w:tc>
-          <w:tcPr>
-            <w:tcW w:w="850" w:type="dxa"/>
-            <w:vAlign w:val="center"/>
-          </w:tcPr>
-          <w:p>
-            <w:pPr>
-              <w:spacing w:line="180" w:lineRule="auto"/>
-              <w:jc w:val="center"/>
-            </w:pPr>
-          </w:p>
-        </w:tc>
-        <w:tc>
-          <w:tcPr>
-            <w:tcW w:w="1100" w:type="dxa"/>
-            <w:vAlign w:val="center"/>
-          </w:tcPr>
-          <w:p>
-            <w:pPr>
-              <w:spacing w:line="180" w:lineRule="auto"/>
-              <w:jc w:val="center"/>
-            </w:pPr>
-          </w:p>
-        </w:tc>
-        <w:tc>
-          <w:tcPr>
-            <w:tcW w:w="1100" w:type="dxa"/>
-            <w:vAlign w:val="center"/>
-          </w:tcPr>
-          <w:p>
-            <w:pPr>
-              <w:spacing w:line="180" w:lineRule="auto"/>
-              <w:jc w:val="center"/>
-            </w:pPr>
-          </w:p>
-        </w:tc>
-        <w:tc>
-          <w:tcPr>
-            <w:tcW w:w="1450" w:type="dxa"/>
-            <w:vAlign w:val="center"/>
-          </w:tcPr>
-          <w:p>
-            <w:pPr>
-              <w:spacing w:line="180" w:lineRule="auto"/>
-              <w:jc w:val="center"/>
-            </w:pPr>
-          </w:p>
-        </w:tc>
-        <w:tc>
-          <w:tcPr>
-            <w:tcW w:w="1400" w:type="dxa"/>
-            <w:vAlign w:val="center"/>
-          </w:tcPr>
-          <w:p>
-            <w:pPr>
-              <w:spacing w:line="180" w:lineRule="auto"/>
-              <w:jc w:val="center"/>
-            </w:pPr>
-          </w:p>
-        </w:tc>
-        <w:tc>
-          <w:tcPr>
-            <w:tcW w:w="2000" w:type="dxa"/>
-            <w:vAlign w:val="center"/>
-          </w:tcPr>
-          <w:p>
-            <w:pPr>
-              <w:spacing w:line="180" w:lineRule="auto"/>
-              <w:jc w:val="center"/>
-            </w:pPr>
-          </w:p>
-        </w:tc>
-      </w:tr>
+      <w:sdt>
+        <w:sdtPr>
+          <w:tag w:val="ReportRows"/>
+          <w:alias w:val="ReportRows"/>
+        </w:sdtPr>
+        <w:sdtContent>
+          <w:tr>
+            <w:tc>
+              <w:tcPr>
+                <w:tcW w:w="500" w:type="dxa"/>
+                <w:vAlign w:val="center"/>
+              </w:tcPr>
+              <w:p>
+                <w:pPr>
+                  <w:spacing w:line="180" w:lineRule="auto"/>
+                  <w:jc w:val="center"/>
+                </w:pPr>
+                <w:r>
+                  <w:rPr>
+                    <w:rFonts w:ascii="Arial" w:eastAsia="Arial" w:hAnsi="Arial"/>
+                    <w:sz w:val="15"/>
+                  </w:rPr>
+                  <w:t>{{REPORT_ROWS}}</w:t>
+                </w:r>
+              </w:p>
+            </w:tc>
+            <w:tc>
+              <w:tcPr>
+                <w:tcW w:w="650" w:type="dxa"/>
+                <w:vAlign w:val="center"/>
+              </w:tcPr>
+              <w:p>
+                <w:pPr>
+                  <w:spacing w:line="180" w:lineRule="auto"/>
+                  <w:jc w:val="center"/>
+                </w:pPr>
+              </w:p>
+            </w:tc>
+            <w:tc>
+              <w:tcPr>
+                <w:tcW w:w="800" w:type="dxa"/>
+                <w:vAlign w:val="center"/>
+              </w:tcPr>
+              <w:p>
+                <w:pPr>
+                  <w:spacing w:line="180" w:lineRule="auto"/>
+                  <w:jc w:val="center"/>
+                </w:pPr>
+              </w:p>
+            </w:tc>
+            <w:tc>
+              <w:tcPr>
+                <w:tcW w:w="1350" w:type="dxa"/>
+                <w:vAlign w:val="center"/>
+              </w:tcPr>
+              <w:p>
+                <w:pPr>
+                  <w:spacing w:line="180" w:lineRule="auto"/>
+                  <w:jc w:val="center"/>
+                </w:pPr>
+              </w:p>
+            </w:tc>
+            <w:tc>
+              <w:tcPr>
+                <w:tcW w:w="850" w:type="dxa"/>
+                <w:vAlign w:val="center"/>
+              </w:tcPr>
+              <w:p>
+                <w:pPr>
+                  <w:spacing w:line="180" w:lineRule="auto"/>
+                  <w:jc w:val="center"/>
+                </w:pPr>
+              </w:p>
+            </w:tc>
+            <w:tc>
+              <w:tcPr>
+                <w:tcW w:w="1100" w:type="dxa"/>
+                <w:vAlign w:val="center"/>
+              </w:tcPr>
+              <w:p>
+                <w:pPr>
+                  <w:spacing w:line="180" w:lineRule="auto"/>
+                  <w:jc w:val="center"/>
+                </w:pPr>
+              </w:p>
+            </w:tc>
+            <w:tc>
+              <w:tcPr>
+                <w:tcW w:w="1100" w:type="dxa"/>
+                <w:vAlign w:val="center"/>
+              </w:tcPr>
+              <w:p>
+                <w:pPr>
+                  <w:spacing w:line="180" w:lineRule="auto"/>
+                  <w:jc w:val="center"/>
+                </w:pPr>
+              </w:p>
+            </w:tc>
+            <w:tc>
+              <w:tcPr>
+                <w:tcW w:w="1450" w:type="dxa"/>
+                <w:vAlign w:val="center"/>
+              </w:tcPr>
+              <w:p>
+                <w:pPr>
+                  <w:spacing w:line="180" w:lineRule="auto"/>
+                  <w:jc w:val="center"/>
+                </w:pPr>
+              </w:p>
+            </w:tc>
+            <w:tc>
+              <w:tcPr>
+                <w:tcW w:w="1400" w:type="dxa"/>
+                <w:vAlign w:val="center"/>
+              </w:tcPr>
+              <w:p>
+                <w:pPr>
+                  <w:spacing w:line="180" w:lineRule="auto"/>
+                  <w:jc w:val="center"/>
+                </w:pPr>
+              </w:p>
+            </w:tc>
+            <w:tc>
+              <w:tcPr>
+                <w:tcW w:w="2000" w:type="dxa"/>
+                <w:vAlign w:val="center"/>
+              </w:tcPr>
+              <w:p>
+                <w:pPr>
+                  <w:spacing w:line="180" w:lineRule="auto"/>
+                  <w:jc w:val="center"/>
+                </w:pPr>
+              </w:p>
+            </w:tc>
+          </w:tr>
+        </w:sdtContent>
+      </w:sdt>
     </w:tbl>
     <w:p>
       <w:pPr>
